--- a/LCP Quick Start Guide_v0.docx
+++ b/LCP Quick Start Guide_v0.docx
@@ -6,8 +6,6 @@
       <w:pPr>
         <w:pStyle w:val="Title"/>
       </w:pPr>
-      <w:bookmarkStart w:id="0" w:name="_GoBack"/>
-      <w:bookmarkEnd w:id="0"/>
       <w:r>
         <w:t xml:space="preserve">LCP </w:t>
       </w:r>
@@ -61,7 +59,13 @@
         <w:t xml:space="preserve"> plug fitting.  Be careful </w:t>
       </w:r>
       <w:r>
-        <w:t xml:space="preserve">and make sue </w:t>
+        <w:t>and make su</w:t>
+      </w:r>
+      <w:r>
+        <w:t>r</w:t>
+      </w:r>
+      <w:r>
+        <w:t xml:space="preserve">e </w:t>
       </w:r>
       <w:r>
         <w:t xml:space="preserve">to put a wrench on both the </w:t>
@@ -1224,6 +1228,61 @@
       </w:r>
     </w:p>
     <w:p>
+      <w:r>
+        <w:rPr>
+          <w:noProof/>
+        </w:rPr>
+        <w:drawing>
+          <wp:inline distT="0" distB="0" distL="0" distR="0" wp14:anchorId="7137DDD2" wp14:editId="0745C5D7">
+            <wp:extent cx="1905000" cy="1639399"/>
+            <wp:effectExtent l="0" t="0" r="0" b="0"/>
+            <wp:docPr id="1" name="Picture 1"/>
+            <wp:cNvGraphicFramePr>
+              <a:graphicFrameLocks xmlns:a="http://schemas.openxmlformats.org/drawingml/2006/main" noChangeAspect="1"/>
+            </wp:cNvGraphicFramePr>
+            <a:graphic xmlns:a="http://schemas.openxmlformats.org/drawingml/2006/main">
+              <a:graphicData uri="http://schemas.openxmlformats.org/drawingml/2006/picture">
+                <pic:pic xmlns:pic="http://schemas.openxmlformats.org/drawingml/2006/picture">
+                  <pic:nvPicPr>
+                    <pic:cNvPr id="0" name="Picture 4"/>
+                    <pic:cNvPicPr>
+                      <a:picLocks noChangeAspect="1" noChangeArrowheads="1"/>
+                    </pic:cNvPicPr>
+                  </pic:nvPicPr>
+                  <pic:blipFill>
+                    <a:blip r:embed="rId5" cstate="print">
+                      <a:extLst>
+                        <a:ext uri="{28A0092B-C50C-407E-A947-70E740481C1C}">
+                          <a14:useLocalDpi xmlns:a14="http://schemas.microsoft.com/office/drawing/2010/main" val="0"/>
+                        </a:ext>
+                      </a:extLst>
+                    </a:blip>
+                    <a:srcRect/>
+                    <a:stretch>
+                      <a:fillRect/>
+                    </a:stretch>
+                  </pic:blipFill>
+                  <pic:spPr bwMode="auto">
+                    <a:xfrm>
+                      <a:off x="0" y="0"/>
+                      <a:ext cx="1930669" cy="1661489"/>
+                    </a:xfrm>
+                    <a:prstGeom prst="rect">
+                      <a:avLst/>
+                    </a:prstGeom>
+                    <a:noFill/>
+                    <a:ln>
+                      <a:noFill/>
+                    </a:ln>
+                  </pic:spPr>
+                </pic:pic>
+              </a:graphicData>
+            </a:graphic>
+          </wp:inline>
+        </w:drawing>
+      </w:r>
+    </w:p>
+    <w:p>
       <w:pPr>
         <w:pStyle w:val="ListParagraph"/>
         <w:numPr>
@@ -1233,20 +1292,6 @@
       </w:pPr>
       <w:r>
         <w:t>Your LCP is now ready to go into the water.</w:t>
-      </w:r>
-    </w:p>
-    <w:p/>
-    <w:p>
-      <w:pPr>
-        <w:rPr>
-          <w:rFonts w:asciiTheme="majorHAnsi" w:eastAsiaTheme="majorEastAsia" w:hAnsiTheme="majorHAnsi" w:cstheme="majorBidi"/>
-          <w:color w:val="2F5496" w:themeColor="accent1" w:themeShade="BF"/>
-          <w:sz w:val="32"/>
-          <w:szCs w:val="32"/>
-        </w:rPr>
-      </w:pPr>
-      <w:r>
-        <w:br w:type="page"/>
       </w:r>
     </w:p>
     <w:p>
@@ -1388,6 +1433,8 @@
           </wp:inline>
         </w:drawing>
       </w:r>
+      <w:bookmarkStart w:id="0" w:name="_GoBack"/>
+      <w:bookmarkEnd w:id="0"/>
     </w:p>
     <w:p>
       <w:pPr>

--- a/LCP Quick Start Guide_v0.docx
+++ b/LCP Quick Start Guide_v0.docx
@@ -1433,8 +1433,6 @@
           </wp:inline>
         </w:drawing>
       </w:r>
-      <w:bookmarkStart w:id="0" w:name="_GoBack"/>
-      <w:bookmarkEnd w:id="0"/>
     </w:p>
     <w:p>
       <w:pPr>
@@ -1670,21 +1668,37 @@
       <w:pPr>
         <w:pStyle w:val="ListParagraph"/>
         <w:numPr>
-          <w:ilvl w:val="0"/>
+          <w:ilvl w:val="1"/>
           <w:numId w:val="3"/>
         </w:numPr>
       </w:pPr>
-      <w:r>
-        <w:t>Using windows explorer, delete the directory called “build</w:t>
-      </w:r>
-      <w:r>
-        <w:t>”</w:t>
-      </w:r>
-      <w:r>
-        <w:t xml:space="preserve"> in the project directory above</w:t>
-      </w:r>
-      <w:r>
-        <w:t>.</w:t>
+      <w:proofErr w:type="spellStart"/>
+      <w:r>
+        <w:lastRenderedPageBreak/>
+        <w:t>Config.h</w:t>
+      </w:r>
+      <w:proofErr w:type="spellEnd"/>
+      <w:r>
+        <w:t xml:space="preserve"> : This file controls all the details of the LCP’s profiling routine, most changes will only be made within the test profile sections to parameters like park depth and time, etc.</w:t>
+      </w:r>
+      <w:bookmarkStart w:id="0" w:name="_GoBack"/>
+      <w:bookmarkEnd w:id="0"/>
+    </w:p>
+    <w:p>
+      <w:pPr>
+        <w:pStyle w:val="ListParagraph"/>
+        <w:numPr>
+          <w:ilvl w:val="1"/>
+          <w:numId w:val="3"/>
+        </w:numPr>
+      </w:pPr>
+      <w:proofErr w:type="spellStart"/>
+      <w:r>
+        <w:t>Artemis_debug.h</w:t>
+      </w:r>
+      <w:proofErr w:type="spellEnd"/>
+      <w:r>
+        <w:t>:  Change this file to select which of the named profiles to run (lines 26-32).</w:t>
       </w:r>
     </w:p>
     <w:p>
@@ -1696,7 +1710,27 @@
         </w:numPr>
       </w:pPr>
       <w:r>
-        <w:lastRenderedPageBreak/>
+        <w:t>Using windows explorer, delete the directory called “build</w:t>
+      </w:r>
+      <w:r>
+        <w:t>”</w:t>
+      </w:r>
+      <w:r>
+        <w:t xml:space="preserve"> in the project directory above</w:t>
+      </w:r>
+      <w:r>
+        <w:t>.</w:t>
+      </w:r>
+    </w:p>
+    <w:p>
+      <w:pPr>
+        <w:pStyle w:val="ListParagraph"/>
+        <w:numPr>
+          <w:ilvl w:val="0"/>
+          <w:numId w:val="3"/>
+        </w:numPr>
+      </w:pPr>
+      <w:r>
         <w:t>Open up the windows command prompt and navigate to the</w:t>
       </w:r>
       <w:r>
@@ -2006,6 +2040,7 @@
         <w:rPr>
           <w:noProof/>
         </w:rPr>
+        <w:lastRenderedPageBreak/>
         <w:drawing>
           <wp:inline distT="0" distB="0" distL="0" distR="0">
             <wp:extent cx="5943600" cy="3200400"/>
@@ -2094,7 +2129,6 @@
         </w:numPr>
       </w:pPr>
       <w:r>
-        <w:lastRenderedPageBreak/>
         <w:t>Pull the outer LCP case away from the large piston</w:t>
       </w:r>
       <w:r>
@@ -2294,6 +2328,7 @@
     </w:p>
     <w:p>
       <w:r>
+        <w:lastRenderedPageBreak/>
         <w:br w:type="page"/>
       </w:r>
     </w:p>
